--- a/rfp/Misk_Leadership_Competency_Model_and_Assessment_RFP_v1.0.docx
+++ b/rfp/Misk_Leadership_Competency_Model_and_Assessment_RFP_v1.0.docx
@@ -2169,7 +2169,7 @@
         <w:rPr>
           <w:rFonts w:cstheme="minorHAnsi"/>
         </w:rPr>
-        <w:t xml:space="preserve">10X Saudi Leaders – designed for professionals with 4-8 years of experience, emphasising leadership agility, strategic planning, and innovation, and aligned with Vision 2030 priorities. 250 beneficiaries are enrolled every year.</w:t>
+        <w:t xml:space="preserve">10X Saudi Leaders – designed for professionals with 4-8 years of experience, emphasising leadership agility, strategic planning, and innovation, and aligned with Vision 2030 priorities. 200 beneficiaries are enrolled every year.</w:t>
       </w:r>
     </w:p>
     <w:p>
@@ -2253,7 +2253,7 @@
         <w:rPr>
           <w:rFonts w:cstheme="minorHAnsi"/>
         </w:rPr>
-        <w:t xml:space="preserve">Saudi Leaders Society (SLS) – an exclusive network for graduates of Misk’s leadership programs, supporting continued professional growth, cross-sectorial networking, and opportunities to give back. 670 members are currently in this community, which continues to expand.</w:t>
+        <w:t xml:space="preserve">Saudi Leaders Society (SLS) – an exclusive network for graduates of Misk’s leadership programs, supporting continued professional growth, cross-sectorial networking, and opportunities to give back. 974 members are currently in this community, which continues to expand.</w:t>
       </w:r>
     </w:p>
     <w:p>
@@ -4342,7 +4342,7 @@
                 <w:sz w:val="24"/>
                 <w:szCs w:val="24"/>
               </w:rPr>
-              <w:t xml:space="preserve">250 beneficiaries per year</w:t>
+              <w:t xml:space="preserve">200 beneficiaries per year</w:t>
             </w:r>
           </w:p>
         </w:tc>
@@ -4462,7 +4462,7 @@
                 <w:sz w:val="24"/>
                 <w:szCs w:val="24"/>
               </w:rPr>
-              <w:t xml:space="preserve">670+ members; assessed on a call-off basis</w:t>
+              <w:t xml:space="preserve">974 members; assessed on a call-off basis</w:t>
             </w:r>
           </w:p>
         </w:tc>
